--- a/CV/Archive/Software Developer/Jinda Li_Software Developer CV 2025.docx
+++ b/CV/Archive/Software Developer/Jinda Li_Software Developer CV 2025.docx
@@ -113,7 +113,7 @@
         </w:tabs>
         <w:ind w:rightChars="-964" w:right="-2121" w:firstLineChars="100" w:firstLine="560"/>
         <w:rPr>
-          <w:rFonts w:eastAsiaTheme="minorEastAsia" w:hint="eastAsia"/>
+          <w:rFonts w:eastAsiaTheme="minorEastAsia"/>
           <w:b/>
           <w:bCs/>
           <w:sz w:val="48"/>
@@ -138,17 +138,6 @@
           <w:lang w:eastAsia="zh-CN"/>
         </w:rPr>
         <w:t xml:space="preserve">inda Li    </w:t>
-      </w:r>
-      <w:r>
-        <w:rPr>
-          <w:rFonts w:eastAsiaTheme="minorEastAsia" w:hint="eastAsia"/>
-          <w:b/>
-          <w:bCs/>
-          <w:sz w:val="48"/>
-          <w:szCs w:val="48"/>
-          <w:lang w:eastAsia="zh-CN"/>
-        </w:rPr>
-        <w:t>Software Developer</w:t>
       </w:r>
     </w:p>
     <w:p>
@@ -624,11 +613,6 @@
       </w:r>
     </w:p>
     <w:p>
-      <w:pPr>
-        <w:rPr>
-          <w:rFonts w:hint="eastAsia"/>
-        </w:rPr>
-      </w:pPr>
       <w:r>
         <w:rPr>
           <w:noProof/>
@@ -852,7 +836,7 @@
           <w:lang w:eastAsia="zh-CN"/>
         </w:rPr>
         <w:drawing>
-          <wp:anchor distT="0" distB="0" distL="114300" distR="114300" simplePos="0" relativeHeight="251782144" behindDoc="0" locked="0" layoutInCell="1" allowOverlap="1" wp14:anchorId="17107A07" wp14:editId="5F217AF2">
+          <wp:anchor distT="0" distB="0" distL="114300" distR="114300" simplePos="0" relativeHeight="251782144" behindDoc="0" locked="0" layoutInCell="1" allowOverlap="1" wp14:anchorId="17107A07" wp14:editId="4D317249">
             <wp:simplePos x="0" y="0"/>
             <wp:positionH relativeFrom="column">
               <wp:posOffset>487846</wp:posOffset>
@@ -1236,8 +1220,6 @@
       </w:pPr>
       <w:r>
         <w:rPr>
-          <w:b/>
-          <w:bCs/>
           <w:noProof/>
           <w:lang w:eastAsia="zh-CN"/>
         </w:rPr>
@@ -1410,8 +1392,6 @@
       </w:r>
       <w:r>
         <w:rPr>
-          <w:b/>
-          <w:bCs/>
           <w:noProof/>
           <w:lang w:eastAsia="zh-CN"/>
         </w:rPr>
@@ -1822,6 +1802,8 @@
         <w:ind w:left="420" w:rightChars="199" w:right="438" w:firstLine="420"/>
         <w:rPr>
           <w:rFonts w:eastAsiaTheme="minorEastAsia"/>
+          <w:b/>
+          <w:bCs/>
           <w:lang w:eastAsia="zh-CN"/>
         </w:rPr>
       </w:pPr>
@@ -2004,7 +1986,44 @@
           <w:rFonts w:eastAsiaTheme="minorEastAsia"/>
           <w:lang w:eastAsia="zh-CN"/>
         </w:rPr>
-        <w:t xml:space="preserve">Implemented </w:t>
+        <w:t>Implement</w:t>
+      </w:r>
+      <w:r>
+        <w:rPr>
+          <w:rFonts w:eastAsiaTheme="minorEastAsia"/>
+          <w:lang w:eastAsia="zh-CN"/>
+        </w:rPr>
+        <w:t>ed AI procedural building generation using L</w:t>
+      </w:r>
+      <w:r>
+        <w:rPr>
+          <w:rFonts w:eastAsiaTheme="minorEastAsia"/>
+          <w:lang w:eastAsia="zh-CN"/>
+        </w:rPr>
+        <w:t>LMs in Unreal</w:t>
+      </w:r>
+      <w:r>
+        <w:rPr>
+          <w:rFonts w:eastAsiaTheme="minorEastAsia" w:hint="eastAsia"/>
+          <w:lang w:eastAsia="zh-CN"/>
+        </w:rPr>
+        <w:t xml:space="preserve"> w</w:t>
+      </w:r>
+      <w:r>
+        <w:rPr>
+          <w:rFonts w:eastAsiaTheme="minorEastAsia" w:hint="eastAsia"/>
+          <w:lang w:eastAsia="zh-CN"/>
+        </w:rPr>
+        <w:t>ith</w:t>
+      </w:r>
+      <w:r>
+        <w:rPr>
+          <w:rFonts w:eastAsiaTheme="minorEastAsia" w:hint="eastAsia"/>
+          <w:b/>
+          <w:bCs/>
+          <w:lang w:eastAsia="zh-CN"/>
+        </w:rPr>
+        <w:t xml:space="preserve"> Python and C++</w:t>
       </w:r>
       <w:r>
         <w:rPr>
@@ -2013,36 +2032,6 @@
           <w:bCs/>
           <w:lang w:eastAsia="zh-CN"/>
         </w:rPr>
-        <w:t>AI procedural building generation</w:t>
-      </w:r>
-      <w:r>
-        <w:rPr>
-          <w:rFonts w:eastAsiaTheme="minorEastAsia"/>
-          <w:lang w:eastAsia="zh-CN"/>
-        </w:rPr>
-        <w:t xml:space="preserve"> using LLMs in Unreal</w:t>
-      </w:r>
-      <w:r>
-        <w:rPr>
-          <w:rFonts w:eastAsiaTheme="minorEastAsia" w:hint="eastAsia"/>
-          <w:lang w:eastAsia="zh-CN"/>
-        </w:rPr>
-        <w:t xml:space="preserve"> with </w:t>
-      </w:r>
-      <w:r>
-        <w:rPr>
-          <w:rFonts w:eastAsiaTheme="minorEastAsia" w:hint="eastAsia"/>
-          <w:b/>
-          <w:bCs/>
-          <w:lang w:eastAsia="zh-CN"/>
-        </w:rPr>
-        <w:t>Python and C++</w:t>
-      </w:r>
-      <w:r>
-        <w:rPr>
-          <w:rFonts w:eastAsiaTheme="minorEastAsia"/>
-          <w:lang w:eastAsia="zh-CN"/>
-        </w:rPr>
         <w:t>.</w:t>
       </w:r>
     </w:p>
@@ -2060,6 +2049,20 @@
           <w:lang w:eastAsia="zh-CN"/>
         </w:rPr>
         <w:t xml:space="preserve">Pioneered </w:t>
+      </w:r>
+      <w:r>
+        <w:rPr>
+          <w:rFonts w:eastAsiaTheme="minorEastAsia"/>
+          <w:lang w:eastAsia="zh-CN"/>
+        </w:rPr>
+        <w:t>3D Gaussian Splatting</w:t>
+      </w:r>
+      <w:r>
+        <w:rPr>
+          <w:rFonts w:eastAsiaTheme="minorEastAsia" w:hint="eastAsia"/>
+          <w:lang w:eastAsia="zh-CN"/>
+        </w:rPr>
+        <w:t xml:space="preserve"> rendering</w:t>
       </w:r>
       <w:r>
         <w:rPr>
@@ -2068,24 +2071,6 @@
           <w:bCs/>
           <w:lang w:eastAsia="zh-CN"/>
         </w:rPr>
-        <w:t>3D Gaussian Splatting</w:t>
-      </w:r>
-      <w:r>
-        <w:rPr>
-          <w:rFonts w:eastAsiaTheme="minorEastAsia" w:hint="eastAsia"/>
-          <w:b/>
-          <w:bCs/>
-          <w:lang w:eastAsia="zh-CN"/>
-        </w:rPr>
-        <w:t xml:space="preserve"> rendering</w:t>
-      </w:r>
-      <w:r>
-        <w:rPr>
-          <w:rFonts w:eastAsiaTheme="minorEastAsia"/>
-          <w:b/>
-          <w:bCs/>
-          <w:lang w:eastAsia="zh-CN"/>
-        </w:rPr>
         <w:t xml:space="preserve"> </w:t>
       </w:r>
       <w:r>
@@ -2111,7 +2096,7 @@
           <w:lang w:eastAsia="zh-CN"/>
         </w:rPr>
         <w:drawing>
-          <wp:anchor distT="0" distB="0" distL="114300" distR="114300" simplePos="0" relativeHeight="251800576" behindDoc="0" locked="0" layoutInCell="1" allowOverlap="1" wp14:anchorId="4D5140DD" wp14:editId="1DA05BC1">
+          <wp:anchor distT="0" distB="0" distL="114300" distR="114300" simplePos="0" relativeHeight="251800576" behindDoc="0" locked="0" layoutInCell="1" allowOverlap="1" wp14:anchorId="4D5140DD" wp14:editId="4CE01FD1">
             <wp:simplePos x="0" y="0"/>
             <wp:positionH relativeFrom="column">
               <wp:posOffset>550545</wp:posOffset>
@@ -2390,7 +2375,7 @@
       <w:pPr>
         <w:ind w:left="1680" w:firstLine="420"/>
         <w:rPr>
-          <w:rFonts w:eastAsiaTheme="minorEastAsia" w:hint="eastAsia"/>
+          <w:rFonts w:eastAsiaTheme="minorEastAsia"/>
           <w:sz w:val="28"/>
           <w:szCs w:val="28"/>
           <w:lang w:eastAsia="zh-CN"/>
@@ -2408,7 +2393,7 @@
       <w:pPr>
         <w:ind w:left="420" w:rightChars="199" w:right="438" w:firstLine="420"/>
         <w:rPr>
-          <w:rFonts w:eastAsiaTheme="minorEastAsia" w:hint="eastAsia"/>
+          <w:rFonts w:eastAsiaTheme="minorEastAsia"/>
           <w:lang w:eastAsia="zh-CN"/>
         </w:rPr>
       </w:pPr>
@@ -2606,7 +2591,7 @@
       <w:pPr>
         <w:ind w:left="420" w:rightChars="199" w:right="438" w:firstLine="420"/>
         <w:rPr>
-          <w:rFonts w:eastAsiaTheme="minorEastAsia" w:hint="eastAsia"/>
+          <w:rFonts w:eastAsiaTheme="minorEastAsia"/>
           <w:lang w:eastAsia="zh-CN"/>
         </w:rPr>
       </w:pPr>
@@ -10813,6 +10798,7 @@
   <w:style w:type="character" w:default="1" w:styleId="a0">
     <w:name w:val="Default Paragraph Font"/>
     <w:uiPriority w:val="1"/>
+    <w:semiHidden/>
     <w:unhideWhenUsed/>
   </w:style>
   <w:style w:type="table" w:default="1" w:styleId="a1">
